--- a/assets/pieces/Пермь в пермь Пётр Вяткин 2024.docx
+++ b/assets/pieces/Пермь в пермь Пётр Вяткин 2024.docx
@@ -23172,24 +23172,15 @@
         </w:rPr>
         <w:t xml:space="preserve"> Лёня... Ты такой глупый...</w:t>
       </w:r>
-    </w:p>
-    <w:p>
-      <w:pPr>
-        <w:pBdr>
-          <w:top w:val="nil"/>
-          <w:left w:val="nil"/>
-          <w:bottom w:val="nil"/>
-          <w:right w:val="nil"/>
-          <w:between w:val="nil"/>
-        </w:pBdr>
-        <w:spacing w:line="276" w:lineRule="auto"/>
-        <w:rPr>
-          <w:rFonts w:ascii="Times New Roman" w:hAnsi="Times New Roman" w:cs="Times New Roman"/>
-          <w:sz w:val="24"/>
-          <w:szCs w:val="24"/>
-          <w:lang w:val="ru-RU"/>
-        </w:rPr>
-      </w:pPr>
+      <w:r>
+        <w:rPr>
+          <w:rFonts w:ascii="Times New Roman" w:hAnsi="Times New Roman" w:cs="Times New Roman"/>
+          <w:sz w:val="24"/>
+          <w:szCs w:val="24"/>
+          <w:lang w:val="ru-RU"/>
+        </w:rPr>
+        <w:t xml:space="preserve"> </w:t>
+      </w:r>
       <w:r>
         <w:rPr>
           <w:rFonts w:ascii="Times New Roman" w:hAnsi="Times New Roman" w:cs="Times New Roman"/>
